--- a/example_articles/countries/Turkey/1.countries_Turkey_New_York_Times.docx
+++ b/example_articles/countries/Turkey/1.countries_Turkey_New_York_Times.docx
@@ -27,17 +27,17 @@
     </w:p>
     <w:p>
       <w:r>
-        <w:t>Source File: NYT/42.DOCX</w:t>
+        <w:t>Source file: NYT/42.DOCX</w:t>
       </w:r>
     </w:p>
     <w:p>
       <w:r>
-        <w:t>Raw locations result: ['Turkey', 'Istanbul', 'Ankara']</w:t>
+        <w:t>Raw locations result, 'locations': ['Turkey', 'Istanbul', 'Ankara']</w:t>
       </w:r>
     </w:p>
     <w:p>
       <w:r>
-        <w:t>countries_stand_flat (Standardized): Turkey</w:t>
+        <w:t>Standardized locations result, 'countries_stand_flat': Turkey</w:t>
       </w:r>
     </w:p>
     <w:p>

--- a/example_articles/countries/Turkey/1.countries_Turkey_New_York_Times.docx
+++ b/example_articles/countries/Turkey/1.countries_Turkey_New_York_Times.docx
@@ -7,7 +7,7 @@
         <w:pStyle w:val="Heading1"/>
       </w:pPr>
       <w:r>
-        <w:t>Carry On, Nurse</w:t>
+        <w:t>A New Breed Of Billionaire</w:t>
       </w:r>
     </w:p>
     <w:p>
@@ -17,22 +17,22 @@
     </w:p>
     <w:p>
       <w:r>
-        <w:t>Date: 2001-12-16</w:t>
+        <w:t>Date: 2007-12-14</w:t>
       </w:r>
     </w:p>
     <w:p>
       <w:r>
-        <w:t>Section: Section 7; Column 1; Book Review Desk; Pg. 16</w:t>
+        <w:t>Section: Section C; Column 0; Business/Financial Desk; Pg. 1; AGE OF RICHES</w:t>
       </w:r>
     </w:p>
     <w:p>
       <w:r>
-        <w:t>Source file: NYT/42.DOCX</w:t>
+        <w:t>Source file: NYT/50.DOCX</w:t>
       </w:r>
     </w:p>
     <w:p>
       <w:r>
-        <w:t>Raw locations result, 'locations': ['Turkey', 'Istanbul', 'Ankara']</w:t>
+        <w:t>Raw locations result, 'locations': ['Turkey']</w:t>
       </w:r>
     </w:p>
     <w:p>
@@ -49,40 +49,122 @@
     </w:p>
     <w:p>
       <w:r>
-        <w:t>SAY LITTLE, DO MUCH</w:t>
+        <w:t xml:space="preserve">Stuck in a traffic jam in his bulletproof BMW, the richest man in Turkey lets loose with a satisfied grin. </w:t>
         <w:br/>
-        <w:t>Nurses, Nuns, and Hospitals</w:t>
+        <w:t xml:space="preserve">  Since 2000, Husnu M. Ozyegin has spent more than  $50 million of his own money, building 36 primary schools and girls' dormitories in the poorest parts of Turkey. Next to the Turkish government, Mr. Ozyegin is the biggest individual supporter of schools in the country -- and an official from the education ministry has told him that his market share is increasing.</w:t>
         <w:br/>
-        <w:t>in the Nineteenth Century.</w:t>
+        <w:t xml:space="preserve">  ''Not bad,'' he says in his gruff, cigarette-scarred voice as he pockets his mobile phone. ''If I can have an impact on one million Turkish people in the next 10 years, I will be happy.''</w:t>
         <w:br/>
-        <w:t>By Sioban Nelson.</w:t>
+        <w:t xml:space="preserve">  The global wealth boom has created a new breed of billionaire in once-destitute countries like Turkey, India, Mexico and Russia. Propelled by their rising economies, robust currencies and globally competitive companies, they have ridden a surge in local stock markets that have reached previously untouchable heights in a short five-year timeframe. Now, a number of them are using their wealth to bolster their standing and push for social changes.  </w:t>
         <w:br/>
-        <w:t>Illustrated. 233 pp. Philadelphia:</w:t>
+        <w:t xml:space="preserve">  These entrepreneurs, who have made their billions  in private sector industries like telecommunications, petrochemicals and finance, are distinct from a past generation of international billionaires, most with ties to Middle Eastern oil or valuable land holdings.  Not only have they become the richest men in their countries; they are among the wealthiest in the world.</w:t>
         <w:br/>
-        <w:t>University of Pennsylvania Press. $55.</w:t>
+        <w:t xml:space="preserve">  For these emerging economies, where loose regulation, opaque privatization processes and monopolistic business practices abound, this extraordinary and uneven creation of wealth rivals in many ways the great American fortunes made at the turn of the 20th century. </w:t>
         <w:br/>
-        <w:t xml:space="preserve"> Florence Nightingale'S stature in the history of modern nursing has been tantamount to an individual monopoly on achievement. The lady with the lamp has dominated the story, especially in the public mind. She first achieved fame in Crimea in the 1850's, dazzling the world with her work in military hospitals. Once back in Britain, she was an invalid for the rest of her life, almost 50 years. But from her bed, through a voluminous correspondence and a constant stream of visitors, she reorganized nursing everywhere.</w:t>
+        <w:t xml:space="preserve">  While such countries have long been accustomed to vast disparities between a tiny class of the wealthy elite and the impoverished masses, the new elite shares some characteristics with counterparts in the United States. And just as Rockefellers, Carnegies and Morgans once used philanthropy to smooth the rough edges of their cutthroat business reputations -- as have a current generation of wealthy Americans that includes Bill Gates of Microsoft and Sanford I.  Weill of Citigroup -- local billionaires in emerging markets are trying to do the same. </w:t>
         <w:br/>
-        <w:t>Or so we have been told. In "Say Little, Do Much," Sioban Nelson reveals other critical players: religious women devoted to the service of God and humanity through nursing. As the cover of the book suggests -- a face completely hidden by the distinctive bonnet of the Roman Catholic Daughters of Charity, reminiscent of a goose in flight -- these women are usually identified as members of a group, not as individuals. Nelson argues that together they were just as influential as Nightingale, models who made nursing an acceptable occupation for all women later on, not just for nuns.</w:t>
+        <w:t xml:space="preserve">  Global Philanthropy  </w:t>
         <w:br/>
-        <w:t>Nelson, who teaches at the School of Postgraduate Nursing at the University of Melbourne, is concerned with their legacy in nursing today: it is seen as a "moral practice," carried on by an overwhelmingly female cadre that is "underpaid and undervalued." Through her examination of 19th- and 20th-century Christian women of various denominations in Australia, England and North America -- whom she describes as "vowed women," meaning they "separated themselves from the rest of the world to live in a community according to a set of religious precepts" -- Nelson shows that Anglican and Roman Catholic sisters and Lutheran deaconesses took remarkably similar initiatives and were responsible for some noteworthy and often spectacular accomplishments. While her book considers women in several continents and groups, her interest is not in comparing them with one another, but in showing that nursing and hospital development was "part of a gendered international movement" that was "neither English nor Protestant."</w:t>
+        <w:t xml:space="preserve">  Carlos Slim Helu, the telecommunications entrepreneur in Mexico who is worth more than $50 billion, has pledged billions of dollars to his two foundations that will aid health and education. Roman Abramovich, Russia's richest man,  who has  a net worth of $18 billion, has channeled more than $1 billion into the impoverished Arctic area of Chukotka, where he also serves as governor, building schools and hospitals.</w:t>
         <w:br/>
-        <w:t>Nelson presents a convincing picture of these women laboring conscientiously while saying that her intention is not to "laud the sisters and their contribution to nursing and the health care system, but rather to question the analysis that sets the limits of history in a way that renders these women invisible and colors the past (and therefore the present)." She clearly admires them. She writes with passion as a nurse, specifically one whose "Irish sensibilities were offended by the ostensible Englishness of nursing history." In that sense her examples of Irish immigrant sisters make a meaningful addition to the discussion of an Irish diaspora, suggesting that wherever Irish nursing sisters went, they brought a particular Irishness to their work.</w:t>
+        <w:t xml:space="preserve">  And in India, Azim Premji, the chairman of the software company Wipro who is worth $17 billion, has established his own foundation that supports elementary education.</w:t>
         <w:br/>
-        <w:t>Nelson is on sure ground with her main thesis, bringing sisters to the forefront of nursing history. But the study suffers from her efforts to tell this story so neatly. First, the designation she creates, "vowed women," is both inaccurate and misleading. As she herself explains, unlike Catholic sisters, Lutheran deaconesses did not take vows, but Anglican sisters, although they were not supposed to, often did. Furthermore, her explanations for some of the events she examines are unnecessarily rigid. Case studies like this are at best exploratory and do not yield enough evidence to construct models.</w:t>
+        <w:t xml:space="preserve">  To be sure, as these fortunes are still being made, the sums donated are relatively small in light of the pressing social needs of these countries. But as  return-driven philanthropy has gained in popularity through the efforts of Mr. Gates and others, emerging market billionaires are applying similar bottom-line oriented lessons to their own countries. </w:t>
         <w:br/>
-        <w:t>The history of hospital sisters in New York City, for example, does not conform to the model she finds critical to American urban hospital development in the 19th century. Focusing on the Daughters of Charity in Buffalo, Philadelphia and Troy, N.Y., she attributes their success to a centralized organization: direction from a motherhouse outside those cities. She concludes this gave them autonomy from meddling bishops and mobility in the use of resources.</w:t>
+        <w:t xml:space="preserve">  ''What we are seeing in these countries,'' said Jane Wales, president of the Global Philanthropy Forum, ''are people emerging from the private sector with tremendous wealth who are attracted to highly strategic philanthropy.''</w:t>
         <w:br/>
-        <w:t>Like those sisters, the New York Sisters of Charity were successful in hospital development, but they broke away from the very motherhouse she finds so pivotal. Their first hospital in New York, St. Vincent's in Greenwich Village, was founded in 1849, several years after the sisters established an order independent from their original affiliation. Moreover, the community had a very close relationship with the head of the church in New York. As Nelson notes, one of St. Vincent's founders was Mother Angela Hughes, a sister of the archbishop, John Hughes.</w:t>
+        <w:t xml:space="preserve">  A Nontraditional Climb</w:t>
         <w:br/>
-        <w:t>The experiences of this group suggest another limit to Nelson's analysis. Nursing was just one piece of the service they provided to immigrants. They also ran orphanages, old-age homes and specialized hospitals, and they taught in different kinds of schools. Separating their nursing from all that is to miss a crucial point about the connections they themselves made between nursing and other work. For the most part the history of spirituality and religious culture takes a back seat here to other concerns, but Nelson's reference to American sisters as women of simple faith and sophisticated skill neglects acknowledgment of the power of religion in their lives -- which is so fundamental to understanding them.</w:t>
+        <w:t xml:space="preserve">  Here in Turkey, Mr. Ozyegin, who is 62 and has a net worth of $3.5 billion, did not secure his wealth by buying government assets on the cheap or by belonging to a rich family that controls a monopoly -- two traditional routes to great wealth in the developing world.</w:t>
         <w:br/>
-        <w:t>One notable exception is a discussion of devotions to St. Joseph by the Sisters of Providence in Washington, who buried medals in the ground and prayed for his special intervention in their intentions. In a chapter on frontier sisters, Nelson presents a more nuanced discussion of nuns' involvement in hospital development: the Sisters of Providence and the Sisters of the Incarnate Word drew their support from varied sources -- patients, those who foresaw that they might be patients one day, railroad and mining companies, local businesses and wealthy benefactors.</w:t>
+        <w:t xml:space="preserve">  The founder of a midtier corporate bank called Finansbank, he cashed in on a rush of interest by foreign financial institutions in Turkish banks last year and sold a controlling stake in his bank to the National Bank of Greece, receiving $2.7 billion in cash.</w:t>
         <w:br/>
-        <w:t xml:space="preserve">Nelson is deliberately provocative, admonishing historians for ignoring sisters, "unlike the working-class labor activists or the activist and middle- and upper-class women so beloved by historians." To paraphrase Andrew Greeley, she reveals a dirty little secret. As Greeley noted how anti-Catholicism remained an acceptable prejudice in our own time, especially among the best educated, she suggests that these religious women's lives have been ignored not just because they are hidden, but because they do not conform to popular paradigms or politics. In the end, "Say Little, Do Much" is about questioning assumptions; its case for some re-evaluation of the history of nursing is compelling. </w:t>
+        <w:t xml:space="preserve">  Flush with money and ambition, he is doing all that he can to lift Turkish educational standards at the primary and university level. </w:t>
+        <w:br/>
+        <w:t xml:space="preserve">  Sitting in his personal conference room atop Finansbank's main office in Istanbul, Mr. Ozyegin recalls Aug. 18, 2006, when the sale of his 49 percent stake officially closed. </w:t>
+        <w:br/>
+        <w:t xml:space="preserve">  ''I remember that day better than my birthday,'' he said, as he leaned back in a plush leather chair. ''I was not only a billionaire but the richest man in Turkey. It's a great feeling, but your responsibilities increase.'' </w:t>
+        <w:br/>
+        <w:t xml:space="preserve">  Like many self-made billionaires, Mr. Ozyegin has a direct, demanding manner, and a day spent traveling with him does not yield much casual conversation. He carries two cellphones,  Throughout a long day he juggles calls from his wife, his assistant, his son and assorted government bureaucrats, as well as the managers of his various businesses. </w:t>
+        <w:br/>
+        <w:t xml:space="preserve">  He typically works 11-hour days, not solely from his suite of offices but also from his car, plane or boat, checking in on his far-flung operations in Turkey as well as Russia, Romania and China. </w:t>
+        <w:br/>
+        <w:t xml:space="preserve">  ''I'm first generation, that gives me satisfaction,'' he said. ''Getting to the top is not so easy; staying there is more difficult.''</w:t>
+        <w:br/>
+        <w:t xml:space="preserve">  Mr. Ozyegin's grandparents came to the southern Turkish city of Izmir from the Greek island of Crete in the late 19th century, during the dying days of the Ottoman Empire. The son of a doctor, he attended Robert College, an elite academy in Istanbul, before setting off to Oregon State University in 1963 with $1,000 in his pocket.</w:t>
+        <w:br/>
+        <w:t xml:space="preserve">  An overachiever, he played basketball and led the student government, but earned mediocre grades. Harvard Business School seemed like a long shot given that he was in need of a scholarship. But he attached a picture of himself welcoming Robert F. Kennedy to Oregon State to his application and was accepted. ''I guess they liked me for my leadership abilities,'' he said.</w:t>
+        <w:br/>
+        <w:t xml:space="preserve">  After a successful banking career, he founded Finansbank in 1987, selling his two homes and borrowing $3 million to get the deal done.</w:t>
+        <w:br/>
+        <w:t xml:space="preserve">  At the outset, the bank's ambitions were small, providing corporate banking services to Turkish businesses. The bank's fortunes fluctuated in line with the volatile economy, expanding rapidly during the heady years of strong economic growth, but facing extinction on two separate occasions, in 1994 and 2001, when the Turkish markets suffered contractions.</w:t>
+        <w:br/>
+        <w:t xml:space="preserve">  Becoming Competitive</w:t>
+        <w:br/>
+        <w:t xml:space="preserve">  As a businessman, his frequent interaction with Southeast Asia, China and Russia has impressed upon him the need for Turks to become more competitive in today's global economy.</w:t>
+        <w:br/>
+        <w:t xml:space="preserve">  ''The most important problem that Turkey has is education,'' he said.</w:t>
+        <w:br/>
+        <w:t xml:space="preserve">  He cites the rapid increase of applications to Harvard Business School from Chinese and Indian students. Turkey,  a smaller country, sends only four to eight students a year, said Mr. Ozyegin, who meets with the students when he visits. </w:t>
+        <w:br/>
+        <w:t xml:space="preserve">  Beyond his public school investments, Mr. Ozyegin has plans to spend up to $1 billion over the next 15 years on a new private university, to be called Ozyegin University. </w:t>
+        <w:br/>
+        <w:t xml:space="preserve">  ''I want to do something on a major scale,'' he said. ''My vision is that we can train and export people like India does.''</w:t>
+        <w:br/>
+        <w:t xml:space="preserve">  Since he started his building program in 2000, Mr. Ozyegin has completed 36 schools and girls' dormitories at a cost that varies from  $400,000 to $1.8 million each. He wants to reach 100 by 2010. He works closely with the government, with most of the building taking place in the country's poorest regions in the south and northeast.</w:t>
+        <w:br/>
+        <w:t xml:space="preserve">  ''That is a lot, it is a very significant number,'' said Filiz Bikmen, the executive director of Tusev, a philanthropy foundation in Istanbul.</w:t>
+        <w:br/>
+        <w:t xml:space="preserve">  Turkey has the lowest ratio of girls to boys in primary and secondary school of any country in the Organization for Economic Cooperation and Development, which requires its 30 members to meet minimum requirements for living standards and democratic practices. Turkey's low standing is a result of a traditional culture that, especially in poorer areas, places a higher premium on a boy's education than a girl's.</w:t>
+        <w:br/>
+        <w:t xml:space="preserve">  In a country where the ruling party draws its root support from an electorate that is becoming more Islamic in attitude and outlook, Mr. Ozyegin's aim to reach out to undereducated girls touches a sensitive cultural vein (through his wife's foundation, Acev,  he has also helped pay for women's literacy and early education programs in poor parts of the country.) </w:t>
+        <w:br/>
+        <w:t xml:space="preserve">  A practicing Muslim but avowedly secular in outlook, Mr. Ozyegin embodies the hopes as well as fears of Turkey's elite, many of its ranks now supporters of the ruling Justice and Development party, which has led the revitalization of the Turkish economy.</w:t>
+        <w:br/>
+        <w:t xml:space="preserve">  Mr. Ozyegin hopes that focusing on education as an economic development tool will help transcend the current bitter disputes over religious practice, including whether the increase in the number of women wearing head scarves signifies the emergence of a more Islamic, less secular Turkey.</w:t>
+        <w:br/>
+        <w:t xml:space="preserve">  ''I want Turkey to have the same education levels as Europe 25 years from now,'' he said. ''Whether you wear a scarf should not matter.''</w:t>
+        <w:br/>
+        <w:t xml:space="preserve">  A Focus on Education</w:t>
+        <w:br/>
+        <w:t xml:space="preserve">  When Mr. Ozyegin visits a school, he is frequently met by the district's mayor, a representative from the education ministry and various other local notables. His visits, like his business meetings, are swift and to the point -- a sweep through the school's halls and a barrage of questions directed at school officials. </w:t>
+        <w:br/>
+        <w:t xml:space="preserve">  At a primary school bearing his name, in a working-class district on the outskirts of Istanbul, he marches into a classroom of wide-eyed sixth graders who jump to their feet with the spirit and alacrity of a platoon hailing its general and he exhorts them to heed their studies. </w:t>
+        <w:br/>
+        <w:t xml:space="preserve">  At another school, he upbraids an official for countenancing stained carpets and trash that lines the building's long hallways. ''This place is full of garbage,'' he said, his voice low and angry. ''Do something about it. It's shameful.''</w:t>
+        <w:br/>
+        <w:t xml:space="preserve">  There are touching moments, too. A newly built primary school in a village close to the border with Armenia echoes with shouts of  its 360 students as Mr. Ozyegin's wife, sister and brother-in-law, who oversee the logistics of the building program, stop by for a visit.</w:t>
+        <w:br/>
+        <w:t xml:space="preserve">  Rarely do the children here attend high school. Many of them speak Kurdish as their first language, and their parents eke out an existence as sheep and cow herders. </w:t>
+        <w:br/>
+        <w:t xml:space="preserve">  Clothes are frayed and toes poke through the holes of plastic shoes. But, like the fading evening light on the snowy peak of nearby Mount Ararat, there are glimmers of hope, too.</w:t>
+        <w:br/>
+        <w:t xml:space="preserve">  Danyan Kuba, a tall, nervous seventh grader dressed in a coat and tie, is asked what he wants to be when he grows up. He shifts awkwardly, looks down at his shoes and back up again. ''I want to be a math teacher,'' he says in a strong, clear voice. </w:t>
+        <w:br/>
+        <w:t xml:space="preserve">  For Mr. Ozyegin, becoming one of the richest men in the world has brought its own pressures. He gets many letters each day. Some ask him to erase the debt they have on their Finansbank credit cards.</w:t>
+        <w:br/>
+        <w:t xml:space="preserve">  Others are more poignant -- recently he received a letter from an admirer in jail asking for a pair of shoes and a suit, a request he plans to honor.</w:t>
+        <w:br/>
+        <w:t xml:space="preserve">  Like some who have made so much, Mr. Ozyegin likes to keep score.</w:t>
+        <w:br/>
+        <w:t xml:space="preserve">  Warren E. Buffet may be the richest man in the world, but Mr. Ozyegin says, his wealth has risen faster. ''My compounding is better than Buffet's, but my track record is only one-half as long,'' he said.</w:t>
+        <w:br/>
+        <w:t xml:space="preserve">  He is also a student of the life of J. P. Morgan: he reels off how much Morgan, who dominated the world of finance at the turn of the 20th century, left to his son, daughter and wife, as well as the salary he awarded the captain of his yacht.  But Mr. Ozyegin's lack of renown on the larger global stage nags at him.</w:t>
+        <w:br/>
+        <w:t xml:space="preserve">  ''I'm giving away 2 percent of my net income every month,'' he said. ''I don't think Bill Gates is doing that.''</w:t>
         <w:br/>
         <w:br/>
         <w:t>http://www.nytimes.com</w:t>
+        <w:br/>
+        <w:br/>
+        <w:t>Graphic</w:t>
+        <w:br/>
+        <w:br/>
+        <w:t xml:space="preserve"> </w:t>
+        <w:br/>
+        <w:t>PHOTO: Husnu M. Ozyegin has spent $50 million building 36 primary schools and girls' dormitories in the poorest parts of Turkey. (PHOTOGRAPH BY LYNSEY ADDARIO FOR THE NEW YORK TIMES) GRAPHIC: REAL MONEY</w:t>
+        <w:br/>
+        <w:t xml:space="preserve"> CHART: A NEW GLOBAL ELITE</w:t>
       </w:r>
     </w:p>
     <w:sectPr>

--- a/example_articles/countries/Turkey/1.countries_Turkey_New_York_Times.docx
+++ b/example_articles/countries/Turkey/1.countries_Turkey_New_York_Times.docx
@@ -7,7 +7,7 @@
         <w:pStyle w:val="Heading1"/>
       </w:pPr>
       <w:r>
-        <w:t>A New Breed Of Billionaire</w:t>
+        <w:t>Contemporary Art Blooms Amid a Thousand Minarets  - Correction Appended</w:t>
       </w:r>
     </w:p>
     <w:p>
@@ -17,17 +17,17 @@
     </w:p>
     <w:p>
       <w:r>
-        <w:t>Date: 2007-12-14</w:t>
+        <w:t>Date: 2005-08-28</w:t>
       </w:r>
     </w:p>
     <w:p>
       <w:r>
-        <w:t>Section: Section C; Column 0; Business/Financial Desk; Pg. 1; AGE OF RICHES</w:t>
+        <w:t>Section: Section 5; Column 1; Travel Desk; Pg. 12; HEADS UP: ISTANBUL</w:t>
       </w:r>
     </w:p>
     <w:p>
       <w:r>
-        <w:t>Source file: NYT/50.DOCX</w:t>
+        <w:t>Source file: NYT/46.DOCX</w:t>
       </w:r>
     </w:p>
     <w:p>
@@ -49,112 +49,79 @@
     </w:p>
     <w:p>
       <w:r>
-        <w:t xml:space="preserve">Stuck in a traffic jam in his bulletproof BMW, the richest man in Turkey lets loose with a satisfied grin. </w:t>
+        <w:t xml:space="preserve">NURAN TERZIOGLU, a Turkish curator and gallery owner, is holding court in Cezayir, a restaurant in Beyoglu, Istanbul's pre-eminent arts neighborhood. A large group of writers and journalists is meeting in an adjoining room, while a few artists are lounging around in the cafe, a bright beige room with high ceiling fans and decorated only with prints of the great 15th-century miniaturist Siyah Kalem, or Black Pencil, one of the fathers of Ottoman, hence Turkish, art. </w:t>
         <w:br/>
-        <w:t xml:space="preserve">  Since 2000, Husnu M. Ozyegin has spent more than  $50 million of his own money, building 36 primary schools and girls' dormitories in the poorest parts of Turkey. Next to the Turkish government, Mr. Ozyegin is the biggest individual supporter of schools in the country -- and an official from the education ministry has told him that his market share is increasing.</w:t>
+        <w:t xml:space="preserve">  As the late summer afternoon turns to dusk, Ms. Terzioglu, 61, owner of the Apel Gallery, is talking about what it means to be a contemporary Turkish artist, caught between the modern city and the Istanbul of a thousand minarets. ''It's a tradition going back over 10,000 years,'' she said, sipping from a glass of green mint liqueur. ''But definitely the signal moment was when Sultan Mehmet the Conqueror conquered the Byzantine city and ordered that the culture not be destroyed. Instead, the Ottomans added to it, in part by inviting the greatest artists from all over the empire to the palace.''</w:t>
         <w:br/>
-        <w:t xml:space="preserve">  ''Not bad,'' he says in his gruff, cigarette-scarred voice as he pockets his mobile phone. ''If I can have an impact on one million Turkish people in the next 10 years, I will be happy.''</w:t>
+        <w:t xml:space="preserve">Now, centuries later, the city that was once Constantinople is once again calling on artists from around the world to partake in the ninth International Istanbul Biennial, Sept. 16 to Oct. 30. With the biennial, simply called ''Istanbul'' this year, the city will add further luster to an international reputation that has grown over the last few years. Strange as it may sound for a 1,500-year-old pillar of global civilization, Istanbul is enjoying a renaissance, and ground zero seems to be here in Beyoglu, perhaps the only genuine bohemian neighborhood in all the Muslim Middle East. </w:t>
         <w:br/>
-        <w:t xml:space="preserve">  The global wealth boom has created a new breed of billionaire in once-destitute countries like Turkey, India, Mexico and Russia. Propelled by their rising economies, robust currencies and globally competitive companies, they have ridden a surge in local stock markets that have reached previously untouchable heights in a short five-year timeframe. Now, a number of them are using their wealth to bolster their standing and push for social changes.  </w:t>
+        <w:t xml:space="preserve">  Right off of the wide pedestrian thoroughfare of Istiklal Cadessi, Beyoglu feels a little like SoHo in early 80's New York. As though something's happening, and something's changing.</w:t>
         <w:br/>
-        <w:t xml:space="preserve">  These entrepreneurs, who have made their billions  in private sector industries like telecommunications, petrochemicals and finance, are distinct from a past generation of international billionaires, most with ties to Middle Eastern oil or valuable land holdings.  Not only have they become the richest men in their countries; they are among the wealthiest in the world.</w:t>
+        <w:t xml:space="preserve">  ''Istanbul is both a very old city, and a new Asian giant,'' said Vasif Kortun, 46, one of the biennial's two senior curators, in his office as director at Platform Garanti Contemporary Art Center in Beyoglu. He returned to his native Istanbul after a stint in the mid-90's as director of the Center for Curatorial Studies Museum at Bard College. </w:t>
         <w:br/>
-        <w:t xml:space="preserve">  For these emerging economies, where loose regulation, opaque privatization processes and monopolistic business practices abound, this extraordinary and uneven creation of wealth rivals in many ways the great American fortunes made at the turn of the 20th century. </w:t>
+        <w:t xml:space="preserve">  ''Istanbul's history was as a port city,'' Mr. Kortun continued. ''That changed during the 40's when it became an industrial center.'' In the 80's, he said, urban planners decided to turn it into a hub city once again, and this metropolis of 15 million people entered the race to become a great global city with five-star hotels, concert halls, fine restaurants, spectacular nightclubs and, of course, a serious arts scene.</w:t>
         <w:br/>
-        <w:t xml:space="preserve">  While such countries have long been accustomed to vast disparities between a tiny class of the wealthy elite and the impoverished masses, the new elite shares some characteristics with counterparts in the United States. And just as Rockefellers, Carnegies and Morgans once used philanthropy to smooth the rough edges of their cutthroat business reputations -- as have a current generation of wealthy Americans that includes Bill Gates of Microsoft and Sanford I.  Weill of Citigroup -- local billionaires in emerging markets are trying to do the same. </w:t>
+        <w:t xml:space="preserve">  Ms. Terzioglu's Apel Gallery, next door to Cezayir, was one of the pioneers in a neighborhood that is now home to several art spaces, including the new Pera Museum, five floors of gallery space juggling several different shows. When I visited recently, there was one featuring contemporary Turkish artists and another showing classical Ottoman portraits. It seemed that most of the viewers, largely students and older couples, rushed through the contemporary show only to linger in front of the Ottoman portraits, especially Osman Hamdi Bey's famous ''The Tortoise Trainer.'' </w:t>
         <w:br/>
-        <w:t xml:space="preserve">  Global Philanthropy  </w:t>
+        <w:t xml:space="preserve">  Perhaps what's most interesting about Beyoglu is that unlike gentrifying European or American neighborhoods where rising rents quickly change the entire texture of an area, the real estate laws here allow what was once a largely working-class neighborhood to remain so, alongside the artists and galleries. At the other extreme, there is 360, high atop the Misir Apartments along Istiklal Street, by far the hottest nightclub in a city of trendy spots. </w:t>
         <w:br/>
-        <w:t xml:space="preserve">  Carlos Slim Helu, the telecommunications entrepreneur in Mexico who is worth more than $50 billion, has pledged billions of dollars to his two foundations that will aid health and education. Roman Abramovich, Russia's richest man,  who has  a net worth of $18 billion, has channeled more than $1 billion into the impoverished Arctic area of Chukotka, where he also serves as governor, building schools and hospitals.</w:t>
+        <w:t xml:space="preserve">  Hot, yes, but, on a recent visit, no one seemed to be dancing. In fact, most of 360's beautiful people were standing outside on the terrace, looking at one another and at Istanbul's skyline, dominated by the copper domes and minarets of the Hagia Sofia and the works of the Ottoman empire's 16th-century master-builder, Mimar Sinan: the Blue Mosque, the Suleymaniye and the smaller Rustem Pasa. </w:t>
         <w:br/>
-        <w:t xml:space="preserve">  And in India, Azim Premji, the chairman of the software company Wipro who is worth $17 billion, has established his own foundation that supports elementary education.</w:t>
+        <w:t xml:space="preserve">  Oddly, these defining architectural masterpieces have played just a small part in the biennial. The subject of the show is Istanbul -- not the classical center of Ottoman power, but the modern global city. </w:t>
         <w:br/>
-        <w:t xml:space="preserve">  To be sure, as these fortunes are still being made, the sums donated are relatively small in light of the pressing social needs of these countries. But as  return-driven philanthropy has gained in popularity through the efforts of Mr. Gates and others, emerging market billionaires are applying similar bottom-line oriented lessons to their own countries. </w:t>
+        <w:t xml:space="preserve">  ''In the past the biennial played catch-up,'' said Charles Esche, the show's co-curator, a 42-year-old English critic and director of the Vanabbe Museum in Eindhoven, the Netherlands. ''That is, explaining to Istanbul what was going on in the rest of the world. But we wanted to create the coordinates where Istanbul can be shown to the world. So we looked at work that would reflect the city from the greater Istanbul region.''</w:t>
         <w:br/>
-        <w:t xml:space="preserve">  ''What we are seeing in these countries,'' said Jane Wales, president of the Global Philanthropy Forum, ''are people emerging from the private sector with tremendous wealth who are attracted to highly strategic philanthropy.''</w:t>
+        <w:t xml:space="preserve">  And how large is that region? I asked.</w:t>
         <w:br/>
-        <w:t xml:space="preserve">  A Nontraditional Climb</w:t>
+        <w:t xml:space="preserve">  ''From the Balkans to North Africa,'' Mr. Esche said, laughing, describing essentially the one-time Ottoman empire. If many of the artists are Turkish, the scope of the show, he said, extends even farther than the former Ottoman boundaries, with artists from San Francisco to Jakarta, many of them showing video work in the show's seven locations. ''We weren't necessarily aiming for so much video,'' said Mr. Esche. ''But people wanted to articulate something, and video tends to facilitate that.''</w:t>
         <w:br/>
-        <w:t xml:space="preserve">  Here in Turkey, Mr. Ozyegin, who is 62 and has a net worth of $3.5 billion, did not secure his wealth by buying government assets on the cheap or by belonging to a rich family that controls a monopoly -- two traditional routes to great wealth in the developing world.</w:t>
+        <w:t xml:space="preserve">  Later, I asked Mr. Kortun what kind of connection can a contemporary artist have to the Ottoman past and art history. ''The visual culture of the calligraphy, the miniatures, was dead by 1850,'' he said. ''The artists here took Europe as a model, but when European painters came to Istanbul they lamented the loss of that tradition and urged them to go back to what they did best, and this is part of the tension. The artists wound up translating to the public here what was happening in Europe, but they were not accepted in Europe as equals.''</w:t>
         <w:br/>
-        <w:t xml:space="preserve">  The founder of a midtier corporate bank called Finansbank, he cashed in on a rush of interest by foreign financial institutions in Turkish banks last year and sold a controlling stake in his bank to the National Bank of Greece, receiving $2.7 billion in cash.</w:t>
+        <w:t xml:space="preserve">  And what about now? ''I think there's now a growing self-confidence,'' Mr. Kortun said,'' a greater self-belief in the work some of the Turkish artists are doing.''</w:t>
         <w:br/>
-        <w:t xml:space="preserve">  Flush with money and ambition, he is doing all that he can to lift Turkish educational standards at the primary and university level. </w:t>
         <w:br/>
-        <w:t xml:space="preserve">  Sitting in his personal conference room atop Finansbank's main office in Istanbul, Mr. Ozyegin recalls Aug. 18, 2006, when the sale of his 49 percent stake officially closed. </w:t>
+        <w:t>SHOWING THE WORLD THERE IS A NEW ISTANBUL</w:t>
         <w:br/>
-        <w:t xml:space="preserve">  ''I remember that day better than my birthday,'' he said, as he leaned back in a plush leather chair. ''I was not only a billionaire but the richest man in Turkey. It's a great feeling, but your responsibilities increase.'' </w:t>
+        <w:t xml:space="preserve">  Flights from Kennedy Airport to Ataturk International Airport in Istanbul are approximately $810 on Delta with a 21-day advance purchase. Turkish Air and American Airlines also offer nonstop flights.</w:t>
         <w:br/>
-        <w:t xml:space="preserve">  Like many self-made billionaires, Mr. Ozyegin has a direct, demanding manner, and a day spent traveling with him does not yield much casual conversation. He carries two cellphones,  Throughout a long day he juggles calls from his wife, his assistant, his son and assorted government bureaucrats, as well as the managers of his various businesses. </w:t>
         <w:br/>
-        <w:t xml:space="preserve">  He typically works 11-hour days, not solely from his suite of offices but also from his car, plane or boat, checking in on his far-flung operations in Turkey as well as Russia, Romania and China. </w:t>
+        <w:t>THE ARTS</w:t>
         <w:br/>
-        <w:t xml:space="preserve">  ''I'm first generation, that gives me satisfaction,'' he said. ''Getting to the top is not so easy; staying there is more difficult.''</w:t>
+        <w:t xml:space="preserve">  Organized by the Istanbul Foundation for Culture and Arts, the ninth International Istanbul Biennial, ''Istanbul,'' runs from Sept. 16 to Oct. 30. It features more than 50 artists from around the world showing in seven venues throughout the city. Information: (90-212) 334-0763, www.iksv.org. </w:t>
         <w:br/>
-        <w:t xml:space="preserve">  Mr. Ozyegin's grandparents came to the southern Turkish city of Izmir from the Greek island of Crete in the late 19th century, during the dying days of the Ottoman Empire. The son of a doctor, he attended Robert College, an elite academy in Istanbul, before setting off to Oregon State University in 1963 with $1,000 in his pocket.</w:t>
+        <w:t xml:space="preserve">  Concurrent with the biennial, a number of other galleries and museums are featuring special shows, like ''Neighbors'' at Galery Apel, Hayriye Cadessi 7, Galatasary, Beyoglu, (90-212) 292-7236, www.galleryapel.com.</w:t>
         <w:br/>
-        <w:t xml:space="preserve">  An overachiever, he played basketball and led the student government, but earned mediocre grades. Harvard Business School seemed like a long shot given that he was in need of a scholarship. But he attached a picture of himself welcoming Robert F. Kennedy to Oregon State to his application and was accepted. ''I guess they liked me for my leadership abilities,'' he said.</w:t>
+        <w:t xml:space="preserve">  Platform Garanti Contemporary Art Center, Istiklal Caddesi 276, Beyoglu, (90-212) 293-2361, www.platform.garanti.com.tr, founded in 2001, shows contemporary art from Turkey and abroad. </w:t>
         <w:br/>
-        <w:t xml:space="preserve">  After a successful banking career, he founded Finansbank in 1987, selling his two homes and borrowing $3 million to get the deal done.</w:t>
+        <w:t xml:space="preserve">  At Pera Museum, Mesrutiyet Caddesi 141, Tepebasi, Beyoglu, (90-212) 334-9900, once the Bristol Hotel, the first two floors house the permanent collection, including the Ottoman portraits; the other three floors serve as multipurpose exhibition spaces.</w:t>
         <w:br/>
-        <w:t xml:space="preserve">  At the outset, the bank's ambitions were small, providing corporate banking services to Turkish businesses. The bank's fortunes fluctuated in line with the volatile economy, expanding rapidly during the heady years of strong economic growth, but facing extinction on two separate occasions, in 1994 and 2001, when the Turkish markets suffered contractions.</w:t>
+        <w:t xml:space="preserve">  Istanbul Modern, Meclis-i Mebusan Caddesi, Liman Sahas 3/5inodot 4/5, Antrepo 4, Karakoy (90-212) 334-7300, www.istanbulmodern.org/engl.aspx, is about a 15-minute walk down the hill from Beyoglu. It is a one-time warehouse that now houses a fine permanent collection of contemporary Turkish painting. </w:t>
         <w:br/>
-        <w:t xml:space="preserve">  Becoming Competitive</w:t>
         <w:br/>
-        <w:t xml:space="preserve">  As a businessman, his frequent interaction with Southeast Asia, China and Russia has impressed upon him the need for Turks to become more competitive in today's global economy.</w:t>
+        <w:t>DINING</w:t>
         <w:br/>
-        <w:t xml:space="preserve">  ''The most important problem that Turkey has is education,'' he said.</w:t>
+        <w:t xml:space="preserve">  Refik, Sofyali Sokak 7, Asmalimescit, Beyoglu, (90-212) 245-7879. In this old neighborhood standard, artists' donations hang on the wall as a testimony to Refik Arslan's Turkish home cooking. Dinner for two including the home-made wine or reki is $60, at 1.4 lira to the dollar.</w:t>
         <w:br/>
-        <w:t xml:space="preserve">  He cites the rapid increase of applications to Harvard Business School from Chinese and Indian students. Turkey,  a smaller country, sends only four to eight students a year, said Mr. Ozyegin, who meets with the students when he visits. </w:t>
+        <w:t xml:space="preserve">  Flamm, Sofyali Sokak, 16/1, Asmalimescit, Beyoglu (90-212) 245-7604. Next door to Refik, this is one of Beyoglu's newer restaurants, which offers updated versions of Ottoman and Turkish cuisine. Dinner for two, including a bottle of top Turkish wine, is $85. </w:t>
         <w:br/>
-        <w:t xml:space="preserve">  Beyond his public school investments, Mr. Ozyegin has plans to spend up to $1 billion over the next 15 years on a new private university, to be called Ozyegin University. </w:t>
+        <w:t xml:space="preserve">  360, Istiklal Caddesi, Misir Apartment, Beyoglu, (90-212) 251-1042. Dinner for two at this popular nightclub, including alcohol, is $80; be sure to book well in advance. The D.J., Tekin, starts at about 11 p.m.</w:t>
         <w:br/>
-        <w:t xml:space="preserve">  ''I want to do something on a major scale,'' he said. ''My vision is that we can train and export people like India does.''</w:t>
         <w:br/>
-        <w:t xml:space="preserve">  Since he started his building program in 2000, Mr. Ozyegin has completed 36 schools and girls' dormitories at a cost that varies from  $400,000 to $1.8 million each. He wants to reach 100 by 2010. He works closely with the government, with most of the building taking place in the country's poorest regions in the south and northeast.</w:t>
+        <w:t>HOTELS</w:t>
         <w:br/>
-        <w:t xml:space="preserve">  ''That is a lot, it is a very significant number,'' said Filiz Bikmen, the executive director of Tusev, a philanthropy foundation in Istanbul.</w:t>
+        <w:t xml:space="preserve">  Besides Pera Palas, Mesrutiyet Cadessi 98-100, (90-212) 251-4560, on the Web at www.perapalas.com (doubles from $125, at $1.26 to the euro), the Beyoglu area is somewhat short on good hotels, though the Marmara Pera next door at Mesrutiyet Cadessi, Tepebasi, Beyoglu (90) 212-251-4646,            www.themarmarahotels.com ($200 a night for a double), is one of the best choices in Istanbul.   LEE SMITH</w:t>
         <w:br/>
-        <w:t xml:space="preserve">  Turkey has the lowest ratio of girls to boys in primary and secondary school of any country in the Organization for Economic Cooperation and Development, which requires its 30 members to meet minimum requirements for living standards and democratic practices. Turkey's low standing is a result of a traditional culture that, especially in poorer areas, places a higher premium on a boy's education than a girl's.</w:t>
-        <w:br/>
-        <w:t xml:space="preserve">  In a country where the ruling party draws its root support from an electorate that is becoming more Islamic in attitude and outlook, Mr. Ozyegin's aim to reach out to undereducated girls touches a sensitive cultural vein (through his wife's foundation, Acev,  he has also helped pay for women's literacy and early education programs in poor parts of the country.) </w:t>
-        <w:br/>
-        <w:t xml:space="preserve">  A practicing Muslim but avowedly secular in outlook, Mr. Ozyegin embodies the hopes as well as fears of Turkey's elite, many of its ranks now supporters of the ruling Justice and Development party, which has led the revitalization of the Turkish economy.</w:t>
-        <w:br/>
-        <w:t xml:space="preserve">  Mr. Ozyegin hopes that focusing on education as an economic development tool will help transcend the current bitter disputes over religious practice, including whether the increase in the number of women wearing head scarves signifies the emergence of a more Islamic, less secular Turkey.</w:t>
-        <w:br/>
-        <w:t xml:space="preserve">  ''I want Turkey to have the same education levels as Europe 25 years from now,'' he said. ''Whether you wear a scarf should not matter.''</w:t>
-        <w:br/>
-        <w:t xml:space="preserve">  A Focus on Education</w:t>
-        <w:br/>
-        <w:t xml:space="preserve">  When Mr. Ozyegin visits a school, he is frequently met by the district's mayor, a representative from the education ministry and various other local notables. His visits, like his business meetings, are swift and to the point -- a sweep through the school's halls and a barrage of questions directed at school officials. </w:t>
-        <w:br/>
-        <w:t xml:space="preserve">  At a primary school bearing his name, in a working-class district on the outskirts of Istanbul, he marches into a classroom of wide-eyed sixth graders who jump to their feet with the spirit and alacrity of a platoon hailing its general and he exhorts them to heed their studies. </w:t>
-        <w:br/>
-        <w:t xml:space="preserve">  At another school, he upbraids an official for countenancing stained carpets and trash that lines the building's long hallways. ''This place is full of garbage,'' he said, his voice low and angry. ''Do something about it. It's shameful.''</w:t>
-        <w:br/>
-        <w:t xml:space="preserve">  There are touching moments, too. A newly built primary school in a village close to the border with Armenia echoes with shouts of  its 360 students as Mr. Ozyegin's wife, sister and brother-in-law, who oversee the logistics of the building program, stop by for a visit.</w:t>
-        <w:br/>
-        <w:t xml:space="preserve">  Rarely do the children here attend high school. Many of them speak Kurdish as their first language, and their parents eke out an existence as sheep and cow herders. </w:t>
-        <w:br/>
-        <w:t xml:space="preserve">  Clothes are frayed and toes poke through the holes of plastic shoes. But, like the fading evening light on the snowy peak of nearby Mount Ararat, there are glimmers of hope, too.</w:t>
-        <w:br/>
-        <w:t xml:space="preserve">  Danyan Kuba, a tall, nervous seventh grader dressed in a coat and tie, is asked what he wants to be when he grows up. He shifts awkwardly, looks down at his shoes and back up again. ''I want to be a math teacher,'' he says in a strong, clear voice. </w:t>
-        <w:br/>
-        <w:t xml:space="preserve">  For Mr. Ozyegin, becoming one of the richest men in the world has brought its own pressures. He gets many letters each day. Some ask him to erase the debt they have on their Finansbank credit cards.</w:t>
-        <w:br/>
-        <w:t xml:space="preserve">  Others are more poignant -- recently he received a letter from an admirer in jail asking for a pair of shoes and a suit, a request he plans to honor.</w:t>
-        <w:br/>
-        <w:t xml:space="preserve">  Like some who have made so much, Mr. Ozyegin likes to keep score.</w:t>
-        <w:br/>
-        <w:t xml:space="preserve">  Warren E. Buffet may be the richest man in the world, but Mr. Ozyegin says, his wealth has risen faster. ''My compounding is better than Buffet's, but my track record is only one-half as long,'' he said.</w:t>
-        <w:br/>
-        <w:t xml:space="preserve">  He is also a student of the life of J. P. Morgan: he reels off how much Morgan, who dominated the world of finance at the turn of the 20th century, left to his son, daughter and wife, as well as the salary he awarded the captain of his yacht.  But Mr. Ozyegin's lack of renown on the larger global stage nags at him.</w:t>
-        <w:br/>
-        <w:t xml:space="preserve">  ''I'm giving away 2 percent of my net income every month,'' he said. ''I don't think Bill Gates is doing that.''</w:t>
         <w:br/>
         <w:br/>
         <w:t>http://www.nytimes.com</w:t>
+        <w:br/>
+        <w:t>Correction</w:t>
+        <w:br/>
+        <w:br/>
+        <w:br/>
+        <w:t>An article on Aug. 28 about the contemporary art scene in Istanbul misidentified the architect of the Blue Mosque. He was Mehmet Aga, not Mimar Sinan. (Aga was an apprentice of Sinan's.)</w:t>
+        <w:br/>
+        <w:t>Correction-Date: September 11, 2005</w:t>
         <w:br/>
         <w:br/>
         <w:t>Graphic</w:t>
@@ -162,9 +129,7 @@
         <w:br/>
         <w:t xml:space="preserve"> </w:t>
         <w:br/>
-        <w:t>PHOTO: Husnu M. Ozyegin has spent $50 million building 36 primary schools and girls' dormitories in the poorest parts of Turkey. (PHOTOGRAPH BY LYNSEY ADDARIO FOR THE NEW YORK TIMES) GRAPHIC: REAL MONEY</w:t>
-        <w:br/>
-        <w:t xml:space="preserve"> CHART: A NEW GLOBAL ELITE</w:t>
+        <w:t>Photos: Nuran Terzioglu in her Apel Gallery. ''Stairway to Hell,'' by Monica Bonvicini, at the Istanbul Modern museum. (Photographs by Lynsey Addario for The New York Times)</w:t>
       </w:r>
     </w:p>
     <w:sectPr>
